--- a/Documents/NPRB 2301_ Roles and Manuscript Plans.docx
+++ b/Documents/NPRB 2301_ Roles and Manuscript Plans.docx
@@ -1,6 +1,6 @@
 
 <file path=word/document.xml><?xml version="1.0" encoding="utf-8"?>
-<w:document xmlns:mc="http://schemas.openxmlformats.org/markup-compatibility/2006" xmlns:o="urn:schemas-microsoft-com:office:office" xmlns:r="http://schemas.openxmlformats.org/officeDocument/2006/relationships" xmlns:m="http://schemas.openxmlformats.org/officeDocument/2006/math" xmlns:v="urn:schemas-microsoft-com:vml" xmlns:wp="http://schemas.openxmlformats.org/drawingml/2006/wordprocessingDrawing" xmlns:w10="urn:schemas-microsoft-com:office:word" xmlns:w="http://schemas.openxmlformats.org/wordprocessingml/2006/main" xmlns:wne="http://schemas.microsoft.com/office/word/2006/wordml" xmlns:sl="http://schemas.openxmlformats.org/schemaLibrary/2006/main" xmlns:a="http://schemas.openxmlformats.org/drawingml/2006/main" xmlns:pic="http://schemas.openxmlformats.org/drawingml/2006/picture" xmlns:c="http://schemas.openxmlformats.org/drawingml/2006/chart" xmlns:lc="http://schemas.openxmlformats.org/drawingml/2006/lockedCanvas" xmlns:dgm="http://schemas.openxmlformats.org/drawingml/2006/diagram" xmlns:wps="http://schemas.microsoft.com/office/word/2010/wordprocessingShape" xmlns:wpg="http://schemas.microsoft.com/office/word/2010/wordprocessingGroup" xmlns:w14="http://schemas.microsoft.com/office/word/2010/wordml" xmlns:w15="http://schemas.microsoft.com/office/word/2012/wordml">
+<w:document xmlns:mc="http://schemas.openxmlformats.org/markup-compatibility/2006" xmlns:o="urn:schemas-microsoft-com:office:office" xmlns:r="http://schemas.openxmlformats.org/officeDocument/2006/relationships" xmlns:m="http://schemas.openxmlformats.org/officeDocument/2006/math" xmlns:v="urn:schemas-microsoft-com:vml" xmlns:wp="http://schemas.openxmlformats.org/drawingml/2006/wordprocessingDrawing" xmlns:w10="urn:schemas-microsoft-com:office:word" xmlns:w="http://schemas.openxmlformats.org/wordprocessingml/2006/main" xmlns:wne="http://schemas.microsoft.com/office/word/2006/wordml" xmlns:sl="http://schemas.openxmlformats.org/schemaLibrary/2006/main" xmlns:a="http://schemas.openxmlformats.org/drawingml/2006/main" xmlns:pic="http://schemas.openxmlformats.org/drawingml/2006/picture" xmlns:c="http://schemas.openxmlformats.org/drawingml/2006/chart" xmlns:lc="http://schemas.openxmlformats.org/drawingml/2006/lockedCanvas" xmlns:dgm="http://schemas.openxmlformats.org/drawingml/2006/diagram" xmlns:wps="http://schemas.microsoft.com/office/word/2010/wordprocessingShape" xmlns:wpg="http://schemas.microsoft.com/office/word/2010/wordprocessingGroup" xmlns:w14="http://schemas.microsoft.com/office/word/2010/wordml" xmlns:w15="http://schemas.microsoft.com/office/word/2012/wordml" xmlns:w16="http://schemas.microsoft.com/office/word/2018/wordml" xmlns:w16cex="http://schemas.microsoft.com/office/word/2018/wordml/cex" xmlns:w16cid="http://schemas.microsoft.com/office/word/2016/wordml/cid" xmlns="http://schemas.microsoft.com/office/tasks/2019/documenttasks" xmlns:cr="http://schemas.microsoft.com/office/comments/2020/reactions">
   <w:body>
     <w:p>
       <w:pPr>
@@ -19,7 +19,14 @@
     <w:p>
       <w:pPr>
         <w:pStyle w:val="Heading1"/>
-        <w:rPr/>
+        <w:numPr>
+          <w:ilvl w:val="0"/>
+          <w:numId w:val="6"/>
+        </w:numPr>
+        <w:ind w:left="720" w:hanging="360"/>
+        <w:rPr>
+          <w:u w:val="none"/>
+        </w:rPr>
       </w:pPr>
       <w:bookmarkStart w:colFirst="0" w:colLast="0" w:name="_qp7gk815ovmu" w:id="1"/>
       <w:bookmarkEnd w:id="1"/>
@@ -114,6 +121,251 @@
       <w:pPr>
         <w:numPr>
           <w:ilvl w:val="0"/>
+          <w:numId w:val="7"/>
+        </w:numPr>
+        <w:ind w:left="720" w:hanging="360"/>
+        <w:rPr>
+          <w:u w:val="none"/>
+        </w:rPr>
+      </w:pPr>
+      <w:r>
+        <w:rPr>
+          <w:rtl w:val="0"/>
+        </w:rPr>
+        <w:t xml:space="preserve">Sample Inventory</w:t>
+      </w:r>
+    </w:p>
+    <w:p>
+      <w:pPr>
+        <w:numPr>
+          <w:ilvl w:val="1"/>
+          <w:numId w:val="7"/>
+        </w:numPr>
+        <w:ind w:left="1440" w:hanging="360"/>
+        <w:rPr>
+          <w:u w:val="none"/>
+        </w:rPr>
+      </w:pPr>
+      <w:r>
+        <w:rPr>
+          <w:rtl w:val="0"/>
+        </w:rPr>
+        <w:t xml:space="preserve">TASK: Maintain up to date inventory of samples (Cindy/Darcie)</w:t>
+      </w:r>
+    </w:p>
+    <w:p>
+      <w:pPr>
+        <w:numPr>
+          <w:ilvl w:val="1"/>
+          <w:numId w:val="7"/>
+        </w:numPr>
+        <w:ind w:left="1440" w:hanging="360"/>
+        <w:rPr>
+          <w:u w:val="none"/>
+        </w:rPr>
+      </w:pPr>
+      <w:r>
+        <w:rPr>
+          <w:rtl w:val="0"/>
+        </w:rPr>
+        <w:t xml:space="preserve">TASK: Selection of samples (All)</w:t>
+      </w:r>
+    </w:p>
+    <w:p>
+      <w:pPr>
+        <w:numPr>
+          <w:ilvl w:val="1"/>
+          <w:numId w:val="7"/>
+        </w:numPr>
+        <w:ind w:left="1440" w:hanging="360"/>
+        <w:rPr>
+          <w:u w:val="none"/>
+        </w:rPr>
+      </w:pPr>
+      <w:r>
+        <w:rPr>
+          <w:rtl w:val="0"/>
+        </w:rPr>
+        <w:t xml:space="preserve">TASK: Maintain tracking of all samples that are in process (Cindy with input from All)</w:t>
+      </w:r>
+    </w:p>
+    <w:p>
+      <w:pPr>
+        <w:numPr>
+          <w:ilvl w:val="0"/>
+          <w:numId w:val="7"/>
+        </w:numPr>
+        <w:ind w:left="720" w:hanging="360"/>
+        <w:rPr>
+          <w:u w:val="none"/>
+        </w:rPr>
+      </w:pPr>
+      <w:r>
+        <w:rPr>
+          <w:rtl w:val="0"/>
+        </w:rPr>
+        <w:t xml:space="preserve">Sample Prep</w:t>
+      </w:r>
+    </w:p>
+    <w:p>
+      <w:pPr>
+        <w:numPr>
+          <w:ilvl w:val="1"/>
+          <w:numId w:val="7"/>
+        </w:numPr>
+        <w:ind w:left="1440" w:hanging="360"/>
+        <w:rPr>
+          <w:u w:val="none"/>
+        </w:rPr>
+      </w:pPr>
+      <w:r>
+        <w:rPr>
+          <w:rtl w:val="0"/>
+        </w:rPr>
+        <w:t xml:space="preserve">TASK: Separation of layers (Cindy/Darcie)</w:t>
+      </w:r>
+    </w:p>
+    <w:p>
+      <w:pPr>
+        <w:numPr>
+          <w:ilvl w:val="0"/>
+          <w:numId w:val="7"/>
+        </w:numPr>
+        <w:ind w:left="720" w:hanging="360"/>
+        <w:rPr>
+          <w:u w:val="none"/>
+        </w:rPr>
+      </w:pPr>
+      <w:r>
+        <w:rPr>
+          <w:rtl w:val="0"/>
+        </w:rPr>
+        <w:t xml:space="preserve">Sample pre-processing</w:t>
+      </w:r>
+    </w:p>
+    <w:p>
+      <w:pPr>
+        <w:numPr>
+          <w:ilvl w:val="1"/>
+          <w:numId w:val="7"/>
+        </w:numPr>
+        <w:ind w:left="1440" w:hanging="360"/>
+      </w:pPr>
+      <w:r>
+        <w:rPr>
+          <w:rtl w:val="0"/>
+        </w:rPr>
+        <w:t xml:space="preserve">TASK: Spinning a small number of samples (Cindy/Darcie after input from Bruce)</w:t>
+      </w:r>
+    </w:p>
+    <w:p>
+      <w:pPr>
+        <w:numPr>
+          <w:ilvl w:val="1"/>
+          <w:numId w:val="7"/>
+        </w:numPr>
+        <w:ind w:left="1440" w:hanging="360"/>
+        <w:rPr>
+          <w:u w:val="none"/>
+        </w:rPr>
+      </w:pPr>
+      <w:r>
+        <w:rPr>
+          <w:rtl w:val="0"/>
+        </w:rPr>
+        <w:t xml:space="preserve">TASK: Drying (Cindy/Darcie)</w:t>
+      </w:r>
+    </w:p>
+    <w:p>
+      <w:pPr>
+        <w:numPr>
+          <w:ilvl w:val="0"/>
+          <w:numId w:val="7"/>
+        </w:numPr>
+        <w:ind w:left="720" w:hanging="360"/>
+        <w:rPr>
+          <w:u w:val="none"/>
+        </w:rPr>
+      </w:pPr>
+      <w:r>
+        <w:rPr>
+          <w:rtl w:val="0"/>
+        </w:rPr>
+        <w:t xml:space="preserve">Sub-sample for isotopes and AMS</w:t>
+      </w:r>
+    </w:p>
+    <w:p>
+      <w:pPr>
+        <w:numPr>
+          <w:ilvl w:val="1"/>
+          <w:numId w:val="7"/>
+        </w:numPr>
+        <w:ind w:left="1440" w:hanging="360"/>
+        <w:rPr>
+          <w:u w:val="none"/>
+        </w:rPr>
+      </w:pPr>
+      <w:r>
+        <w:rPr>
+          <w:rtl w:val="0"/>
+        </w:rPr>
+        <w:t xml:space="preserve">TASK: Ship dried samples to Taylor (Cindy)</w:t>
+      </w:r>
+    </w:p>
+    <w:p>
+      <w:pPr>
+        <w:numPr>
+          <w:ilvl w:val="1"/>
+          <w:numId w:val="7"/>
+        </w:numPr>
+        <w:ind w:left="1440" w:hanging="360"/>
+        <w:rPr>
+          <w:u w:val="none"/>
+        </w:rPr>
+      </w:pPr>
+      <w:r>
+        <w:rPr>
+          <w:rtl w:val="0"/>
+        </w:rPr>
+        <w:t xml:space="preserve">TASK: Sub-sample for isotopes (Taylor)</w:t>
+      </w:r>
+    </w:p>
+    <w:p>
+      <w:pPr>
+        <w:numPr>
+          <w:ilvl w:val="1"/>
+          <w:numId w:val="7"/>
+        </w:numPr>
+        <w:ind w:left="1440" w:hanging="360"/>
+        <w:rPr>
+          <w:u w:val="none"/>
+        </w:rPr>
+      </w:pPr>
+      <w:r>
+        <w:rPr>
+          <w:rtl w:val="0"/>
+        </w:rPr>
+        <w:t xml:space="preserve">TASK: Ship AMS samples to WHOI (Taylor)</w:t>
+      </w:r>
+    </w:p>
+    <w:p>
+      <w:pPr>
+        <w:pStyle w:val="Heading1"/>
+        <w:rPr/>
+      </w:pPr>
+      <w:bookmarkStart w:colFirst="0" w:colLast="0" w:name="_ib62teytflgu" w:id="3"/>
+      <w:bookmarkEnd w:id="3"/>
+      <w:r>
+        <w:rPr>
+          <w:rtl w:val="0"/>
+        </w:rPr>
+        <w:t xml:space="preserve">Objective 1</w:t>
+      </w:r>
+    </w:p>
+    <w:p>
+      <w:pPr>
+        <w:numPr>
+          <w:ilvl w:val="0"/>
           <w:numId w:val="1"/>
         </w:numPr>
         <w:ind w:left="720" w:hanging="360"/>
@@ -125,7 +377,7 @@
         <w:rPr>
           <w:rtl w:val="0"/>
         </w:rPr>
-        <w:t xml:space="preserve">Sample Inventory</w:t>
+        <w:t xml:space="preserve">Evaluate 14C values in PSS and SD eye lens cores (earliest material) and outer layers (recent material) as an indicator of age.</w:t>
       </w:r>
     </w:p>
     <w:p>
@@ -143,7 +395,7 @@
         <w:rPr>
           <w:rtl w:val="0"/>
         </w:rPr>
-        <w:t xml:space="preserve">TASK: Maintain up to date inventory of samples, includes foraging FMA for lost data forms (Cindy)</w:t>
+        <w:t xml:space="preserve">TASK: AMS (Taylor)</w:t>
       </w:r>
     </w:p>
     <w:p>
@@ -161,7 +413,25 @@
         <w:rPr>
           <w:rtl w:val="0"/>
         </w:rPr>
-        <w:t xml:space="preserve">TASK: Selection of samples (All)</w:t>
+        <w:t xml:space="preserve">TASK: Chronology explorations (Allen/Bruce)</w:t>
+      </w:r>
+    </w:p>
+    <w:p>
+      <w:pPr>
+        <w:numPr>
+          <w:ilvl w:val="0"/>
+          <w:numId w:val="1"/>
+        </w:numPr>
+        <w:ind w:left="720" w:hanging="360"/>
+        <w:rPr>
+          <w:u w:val="none"/>
+        </w:rPr>
+      </w:pPr>
+      <w:r>
+        <w:rPr>
+          <w:rtl w:val="0"/>
+        </w:rPr>
+        <w:t xml:space="preserve">Assess the eye lens 14C chronology by comparison with validated ages of SD.</w:t>
       </w:r>
     </w:p>
     <w:p>
@@ -179,7 +449,7 @@
         <w:rPr>
           <w:rtl w:val="0"/>
         </w:rPr>
-        <w:t xml:space="preserve">TASK: Manage shipping of samples (Cindy)</w:t>
+        <w:t xml:space="preserve">TASK: Age spiny dogfish and calculate birth year (Cindy/Beth) - Cindy needs to review data of eye collections, prioritize spine ageing</w:t>
       </w:r>
     </w:p>
     <w:p>
@@ -197,7 +467,7 @@
         <w:rPr>
           <w:rtl w:val="0"/>
         </w:rPr>
-        <w:t xml:space="preserve">TASK: Maintain tracking of all samples that are in process (Cindy with input from All)</w:t>
+        <w:t xml:space="preserve">TASK: compare spine birth year to 14C birth year</w:t>
       </w:r>
     </w:p>
     <w:p>
@@ -215,7 +485,7 @@
         <w:rPr>
           <w:rtl w:val="0"/>
         </w:rPr>
-        <w:t xml:space="preserve">Sample Prep</w:t>
+        <w:t xml:space="preserve">Estimate plausible ranges of age-at-length, age-at-maturity, and lifespan of PSS.</w:t>
       </w:r>
     </w:p>
     <w:p>
@@ -233,79 +503,136 @@
         <w:rPr>
           <w:rtl w:val="0"/>
         </w:rPr>
-        <w:t xml:space="preserve">TASK: Separation of layers (Dan)</w:t>
+        <w:t xml:space="preserve">TASK: run growth models with sensitivities (Allen/Beth?)</w:t>
+      </w:r>
+    </w:p>
+    <w:p>
+      <w:pPr>
+        <w:rPr/>
+      </w:pPr>
+      <w:r>
+        <w:rPr>
+          <w:rtl w:val="0"/>
+        </w:rPr>
+      </w:r>
+    </w:p>
+    <w:p>
+      <w:pPr>
+        <w:rPr/>
+      </w:pPr>
+      <w:r>
+        <w:rPr>
+          <w:rtl w:val="0"/>
+        </w:rPr>
+        <w:t xml:space="preserve">Potential Manuscripts</w:t>
+      </w:r>
+    </w:p>
+    <w:p>
+      <w:pPr>
+        <w:numPr>
+          <w:ilvl w:val="0"/>
+          <w:numId w:val="5"/>
+        </w:numPr>
+        <w:ind w:left="720" w:hanging="360"/>
+        <w:rPr>
+          <w:u w:val="none"/>
+        </w:rPr>
+      </w:pPr>
+      <w:r>
+        <w:rPr>
+          <w:rtl w:val="0"/>
+        </w:rPr>
+        <w:t xml:space="preserve">Dogfish chronology (Allen)</w:t>
+      </w:r>
+    </w:p>
+    <w:p>
+      <w:pPr>
+        <w:numPr>
+          <w:ilvl w:val="0"/>
+          <w:numId w:val="5"/>
+        </w:numPr>
+        <w:ind w:left="720" w:hanging="360"/>
+        <w:rPr>
+          <w:u w:val="none"/>
+        </w:rPr>
+      </w:pPr>
+      <w:r>
+        <w:rPr>
+          <w:rtl w:val="0"/>
+        </w:rPr>
+        <w:t xml:space="preserve">PSS growth model with diameters (Allen/Beth)</w:t>
+      </w:r>
+    </w:p>
+    <w:p>
+      <w:pPr>
+        <w:numPr>
+          <w:ilvl w:val="0"/>
+          <w:numId w:val="5"/>
+        </w:numPr>
+        <w:ind w:left="720" w:hanging="360"/>
+        <w:rPr>
+          <w:u w:val="none"/>
+        </w:rPr>
+      </w:pPr>
+      <w:r>
+        <w:rPr>
+          <w:rtl w:val="0"/>
+        </w:rPr>
+        <w:t xml:space="preserve">Potentially combined with below: PSS 14C age and life history</w:t>
       </w:r>
     </w:p>
     <w:p>
       <w:pPr>
         <w:numPr>
           <w:ilvl w:val="1"/>
-          <w:numId w:val="1"/>
-        </w:numPr>
-        <w:ind w:left="1440" w:hanging="360"/>
-        <w:rPr>
-          <w:u w:val="none"/>
-        </w:rPr>
-      </w:pPr>
-      <w:r>
-        <w:rPr>
-          <w:rtl w:val="0"/>
-        </w:rPr>
-        <w:t xml:space="preserve">TASK: Transfer to LLNL (Dan and Bruce)</w:t>
-      </w:r>
-    </w:p>
-    <w:p>
-      <w:pPr>
-        <w:numPr>
-          <w:ilvl w:val="0"/>
-          <w:numId w:val="1"/>
-        </w:numPr>
-        <w:ind w:left="720" w:hanging="360"/>
-        <w:rPr>
-          <w:u w:val="none"/>
-        </w:rPr>
-      </w:pPr>
-      <w:r>
-        <w:rPr>
-          <w:rtl w:val="0"/>
-        </w:rPr>
-        <w:t xml:space="preserve">Sample pre-processing</w:t>
+          <w:numId w:val="5"/>
+        </w:numPr>
+        <w:ind w:left="1440" w:hanging="360"/>
+        <w:rPr>
+          <w:u w:val="none"/>
+        </w:rPr>
+      </w:pPr>
+      <w:r>
+        <w:rPr>
+          <w:rtl w:val="0"/>
+        </w:rPr>
+        <w:t xml:space="preserve">Protein turnover (Dan/Bruce)</w:t>
       </w:r>
     </w:p>
     <w:p>
       <w:pPr>
         <w:numPr>
           <w:ilvl w:val="1"/>
-          <w:numId w:val="1"/>
-        </w:numPr>
-        <w:ind w:left="1440" w:hanging="360"/>
-        <w:rPr>
-          <w:u w:val="none"/>
-        </w:rPr>
-      </w:pPr>
-      <w:r>
-        <w:rPr>
-          <w:rtl w:val="0"/>
-        </w:rPr>
-        <w:t xml:space="preserve">TASK: Drying (Bruce/tech)</w:t>
+          <w:numId w:val="5"/>
+        </w:numPr>
+        <w:ind w:left="1440" w:hanging="360"/>
+        <w:rPr>
+          <w:u w:val="none"/>
+        </w:rPr>
+      </w:pPr>
+      <w:r>
+        <w:rPr>
+          <w:rtl w:val="0"/>
+        </w:rPr>
+        <w:t xml:space="preserve">Ties to maturity (Beth/Cindy)</w:t>
       </w:r>
     </w:p>
     <w:p>
       <w:pPr>
         <w:numPr>
           <w:ilvl w:val="1"/>
-          <w:numId w:val="1"/>
-        </w:numPr>
-        <w:ind w:left="1440" w:hanging="360"/>
-        <w:rPr>
-          <w:u w:val="none"/>
-        </w:rPr>
-      </w:pPr>
-      <w:r>
-        <w:rPr>
-          <w:rtl w:val="0"/>
-        </w:rPr>
-        <w:t xml:space="preserve">TASK: Spinning a small number of samples (Bruce/tech)</w:t>
+          <w:numId w:val="5"/>
+        </w:numPr>
+        <w:ind w:left="1440" w:hanging="360"/>
+        <w:rPr>
+          <w:u w:val="none"/>
+        </w:rPr>
+      </w:pPr>
+      <w:r>
+        <w:rPr>
+          <w:rtl w:val="0"/>
+        </w:rPr>
+        <w:t xml:space="preserve">CSIAA/stable isotopes (Taylor)</w:t>
       </w:r>
     </w:p>
     <w:p>
@@ -313,13 +640,13 @@
         <w:pStyle w:val="Heading1"/>
         <w:rPr/>
       </w:pPr>
-      <w:bookmarkStart w:colFirst="0" w:colLast="0" w:name="_ib62teytflgu" w:id="3"/>
-      <w:bookmarkEnd w:id="3"/>
-      <w:r>
-        <w:rPr>
-          <w:rtl w:val="0"/>
-        </w:rPr>
-        <w:t xml:space="preserve">Objective 1</w:t>
+      <w:bookmarkStart w:colFirst="0" w:colLast="0" w:name="_kmkt9psxviif" w:id="4"/>
+      <w:bookmarkEnd w:id="4"/>
+      <w:r>
+        <w:rPr>
+          <w:rtl w:val="0"/>
+        </w:rPr>
+        <w:t xml:space="preserve">Objective 2</w:t>
       </w:r>
     </w:p>
     <w:p>
@@ -337,7 +664,7 @@
         <w:rPr>
           <w:rtl w:val="0"/>
         </w:rPr>
-        <w:t xml:space="preserve">Evaluate 14C values in PSS and SD eye lens cores (earliest material) and outer layers (recent material) as an indicator of age.</w:t>
+        <w:t xml:space="preserve">Investigate sources of potential variation in isotopic values (13C, 14C, and 15N) of shark eye lens protein. </w:t>
       </w:r>
     </w:p>
     <w:p>
@@ -355,7 +682,25 @@
         <w:rPr>
           <w:rtl w:val="0"/>
         </w:rPr>
-        <w:t xml:space="preserve">TASK: Soluble:insoluble ratio evaluation (Bruce/Dan)</w:t>
+        <w:t xml:space="preserve">TASK:</w:t>
+      </w:r>
+    </w:p>
+    <w:p>
+      <w:pPr>
+        <w:numPr>
+          <w:ilvl w:val="0"/>
+          <w:numId w:val="3"/>
+        </w:numPr>
+        <w:ind w:left="720" w:hanging="360"/>
+        <w:rPr>
+          <w:u w:val="none"/>
+        </w:rPr>
+      </w:pPr>
+      <w:r>
+        <w:rPr>
+          <w:rtl w:val="0"/>
+        </w:rPr>
+        <w:t xml:space="preserve">These include </w:t>
       </w:r>
     </w:p>
     <w:p>
@@ -373,7 +718,25 @@
         <w:rPr>
           <w:rtl w:val="0"/>
         </w:rPr>
-        <w:t xml:space="preserve">TASK: AMS (Bruce)</w:t>
+        <w:t xml:space="preserve">sample quality (e.g., freezing/thawing altering the structure of the eye lens), </w:t>
+      </w:r>
+    </w:p>
+    <w:p>
+      <w:pPr>
+        <w:numPr>
+          <w:ilvl w:val="2"/>
+          <w:numId w:val="3"/>
+        </w:numPr>
+        <w:ind w:left="2160" w:hanging="360"/>
+        <w:rPr>
+          <w:u w:val="none"/>
+        </w:rPr>
+      </w:pPr>
+      <w:r>
+        <w:rPr>
+          <w:rtl w:val="0"/>
+        </w:rPr>
+        <w:t xml:space="preserve">TASK: notes on transport issues, how samples delaminate, qualitative discussion of potential impacts (Cindy/All)</w:t>
       </w:r>
     </w:p>
     <w:p>
@@ -391,25 +754,22 @@
         <w:rPr>
           <w:rtl w:val="0"/>
         </w:rPr>
-        <w:t xml:space="preserve">TASK: Chronology explorations (Allen/Bruce)</w:t>
-      </w:r>
-    </w:p>
-    <w:p>
-      <w:pPr>
-        <w:numPr>
-          <w:ilvl w:val="0"/>
+        <w:t xml:space="preserve">protein turnover in eye lenses, </w:t>
+      </w:r>
+    </w:p>
+    <w:p>
+      <w:pPr>
+        <w:numPr>
+          <w:ilvl w:val="2"/>
           <w:numId w:val="3"/>
         </w:numPr>
-        <w:ind w:left="720" w:hanging="360"/>
-        <w:rPr>
-          <w:u w:val="none"/>
-        </w:rPr>
-      </w:pPr>
-      <w:r>
-        <w:rPr>
-          <w:rtl w:val="0"/>
-        </w:rPr>
-        <w:t xml:space="preserve">Assess the eye lens 14C chronology by comparison with validated ages of SD.</w:t>
+        <w:ind w:left="2160" w:hanging="360"/>
+      </w:pPr>
+      <w:r>
+        <w:rPr>
+          <w:rtl w:val="0"/>
+        </w:rPr>
+        <w:t xml:space="preserve">TASK: Soluble:insoluble ratio evaluation (Bruce/Dan)</w:t>
       </w:r>
     </w:p>
     <w:p>
@@ -427,7 +787,43 @@
         <w:rPr>
           <w:rtl w:val="0"/>
         </w:rPr>
-        <w:t xml:space="preserve">TASK: Age spiny dogfish and calculate birth year (Cindy/Beth) - Cindy needs to review data of eye collections, prioritize spine ageing</w:t>
+        <w:t xml:space="preserve">dietary and maternal contributions</w:t>
+      </w:r>
+    </w:p>
+    <w:p>
+      <w:pPr>
+        <w:numPr>
+          <w:ilvl w:val="2"/>
+          <w:numId w:val="3"/>
+        </w:numPr>
+        <w:ind w:left="2160" w:hanging="360"/>
+        <w:rPr>
+          <w:u w:val="none"/>
+        </w:rPr>
+      </w:pPr>
+      <w:r>
+        <w:rPr>
+          <w:rtl w:val="0"/>
+        </w:rPr>
+        <w:t xml:space="preserve">TASK: Run bulk isotopes (Taylor)</w:t>
+      </w:r>
+    </w:p>
+    <w:p>
+      <w:pPr>
+        <w:numPr>
+          <w:ilvl w:val="2"/>
+          <w:numId w:val="3"/>
+        </w:numPr>
+        <w:ind w:left="2160" w:hanging="360"/>
+        <w:rPr>
+          <w:u w:val="none"/>
+        </w:rPr>
+      </w:pPr>
+      <w:r>
+        <w:rPr>
+          <w:rtl w:val="0"/>
+        </w:rPr>
+        <w:t xml:space="preserve">TASK: Analysis TBD (Taylor)</w:t>
       </w:r>
     </w:p>
     <w:p>
@@ -445,25 +841,25 @@
         <w:rPr>
           <w:rtl w:val="0"/>
         </w:rPr>
-        <w:t xml:space="preserve">TASK: compare spine birth year to 14C birth year</w:t>
-      </w:r>
-    </w:p>
-    <w:p>
-      <w:pPr>
-        <w:numPr>
-          <w:ilvl w:val="0"/>
+        <w:t xml:space="preserve">Habitat, depth, and region.</w:t>
+      </w:r>
+    </w:p>
+    <w:p>
+      <w:pPr>
+        <w:numPr>
+          <w:ilvl w:val="2"/>
           <w:numId w:val="3"/>
         </w:numPr>
-        <w:ind w:left="720" w:hanging="360"/>
-        <w:rPr>
-          <w:u w:val="none"/>
-        </w:rPr>
-      </w:pPr>
-      <w:r>
-        <w:rPr>
-          <w:rtl w:val="0"/>
-        </w:rPr>
-        <w:t xml:space="preserve">Estimate plausible ranges of age-at-length, age-at-maturity, and lifespan of PSS.</w:t>
+        <w:ind w:left="2160" w:hanging="360"/>
+        <w:rPr>
+          <w:u w:val="none"/>
+        </w:rPr>
+      </w:pPr>
+      <w:r>
+        <w:rPr>
+          <w:rtl w:val="0"/>
+        </w:rPr>
+        <w:t xml:space="preserve">TASK: Same as above</w:t>
       </w:r>
     </w:p>
     <w:p>
@@ -481,7 +877,25 @@
         <w:rPr>
           <w:rtl w:val="0"/>
         </w:rPr>
-        <w:t xml:space="preserve">TASK: run growth models with sensitivities (Allen/Beth?)</w:t>
+        <w:t xml:space="preserve">Ontogenetic diet changes</w:t>
+      </w:r>
+    </w:p>
+    <w:p>
+      <w:pPr>
+        <w:numPr>
+          <w:ilvl w:val="2"/>
+          <w:numId w:val="3"/>
+        </w:numPr>
+        <w:ind w:left="2160" w:hanging="360"/>
+        <w:rPr>
+          <w:u w:val="none"/>
+        </w:rPr>
+      </w:pPr>
+      <w:r>
+        <w:rPr>
+          <w:rtl w:val="0"/>
+        </w:rPr>
+        <w:t xml:space="preserve">TASK: Run CSIAA samples (Taylor)</w:t>
       </w:r>
     </w:p>
     <w:p>
@@ -502,7 +916,89 @@
         <w:rPr>
           <w:rtl w:val="0"/>
         </w:rPr>
-        <w:t xml:space="preserve">Potential Manuscripts</w:t>
+        <w:t xml:space="preserve">Potential Manuscripts:</w:t>
+      </w:r>
+    </w:p>
+    <w:p>
+      <w:pPr>
+        <w:numPr>
+          <w:ilvl w:val="0"/>
+          <w:numId w:val="8"/>
+        </w:numPr>
+        <w:ind w:left="720" w:hanging="360"/>
+        <w:rPr>
+          <w:u w:val="none"/>
+        </w:rPr>
+      </w:pPr>
+      <w:r>
+        <w:rPr>
+          <w:rtl w:val="0"/>
+        </w:rPr>
+        <w:t xml:space="preserve">1-2 manuscripts</w:t>
+      </w:r>
+    </w:p>
+    <w:p>
+      <w:pPr>
+        <w:numPr>
+          <w:ilvl w:val="0"/>
+          <w:numId w:val="8"/>
+        </w:numPr>
+        <w:ind w:left="720" w:hanging="360"/>
+        <w:rPr>
+          <w:u w:val="none"/>
+        </w:rPr>
+      </w:pPr>
+      <w:r>
+        <w:rPr>
+          <w:rtl w:val="0"/>
+        </w:rPr>
+        <w:t xml:space="preserve">14C data published first for context (or at least analyzed), need age relevance</w:t>
+      </w:r>
+    </w:p>
+    <w:p>
+      <w:pPr>
+        <w:numPr>
+          <w:ilvl w:val="0"/>
+          <w:numId w:val="8"/>
+        </w:numPr>
+        <w:ind w:left="720" w:hanging="360"/>
+        <w:rPr>
+          <w:u w:val="none"/>
+        </w:rPr>
+      </w:pPr>
+      <w:r>
+        <w:rPr>
+          <w:rtl w:val="0"/>
+        </w:rPr>
+        <w:t xml:space="preserve">Isotope ecology of PSS (Taylor plus others that want to bring in): all isotopes together</w:t>
+      </w:r>
+    </w:p>
+    <w:p>
+      <w:pPr>
+        <w:numPr>
+          <w:ilvl w:val="0"/>
+          <w:numId w:val="8"/>
+        </w:numPr>
+        <w:ind w:left="720" w:hanging="360"/>
+        <w:rPr>
+          <w:u w:val="none"/>
+        </w:rPr>
+      </w:pPr>
+      <w:r>
+        <w:rPr>
+          <w:rtl w:val="0"/>
+        </w:rPr>
+        <w:t xml:space="preserve">Could reframe and combine obj 1 and obj 2</w:t>
+      </w:r>
+    </w:p>
+    <w:p>
+      <w:pPr>
+        <w:rPr/>
+      </w:pPr>
+      <w:r>
+        <w:rPr>
+          <w:rtl w:val="0"/>
+        </w:rPr>
       </w:r>
     </w:p>
     <w:p>
@@ -510,13 +1006,88 @@
         <w:pStyle w:val="Heading1"/>
         <w:rPr/>
       </w:pPr>
-      <w:bookmarkStart w:colFirst="0" w:colLast="0" w:name="_kmkt9psxviif" w:id="4"/>
-      <w:bookmarkEnd w:id="4"/>
-      <w:r>
-        <w:rPr>
-          <w:rtl w:val="0"/>
-        </w:rPr>
-        <w:t xml:space="preserve">Objective 2</w:t>
+      <w:bookmarkStart w:colFirst="0" w:colLast="0" w:name="_8cmzeg1r5kq2" w:id="5"/>
+      <w:bookmarkEnd w:id="5"/>
+      <w:r>
+        <w:rPr>
+          <w:rtl w:val="0"/>
+        </w:rPr>
+        <w:t xml:space="preserve">Objective 3</w:t>
+      </w:r>
+    </w:p>
+    <w:p>
+      <w:pPr>
+        <w:numPr>
+          <w:ilvl w:val="0"/>
+          <w:numId w:val="2"/>
+        </w:numPr>
+        <w:ind w:left="720" w:hanging="360"/>
+        <w:rPr>
+          <w:u w:val="none"/>
+        </w:rPr>
+      </w:pPr>
+      <w:r>
+        <w:rPr>
+          <w:rtl w:val="0"/>
+        </w:rPr>
+        <w:t xml:space="preserve">Estimate age-related life history parameters (and associated uncertainty) used in stock assessments and test more robust stock assessment approaches.</w:t>
+      </w:r>
+    </w:p>
+    <w:p>
+      <w:pPr>
+        <w:numPr>
+          <w:ilvl w:val="1"/>
+          <w:numId w:val="2"/>
+        </w:numPr>
+        <w:ind w:left="1440" w:hanging="360"/>
+        <w:rPr>
+          <w:u w:val="none"/>
+        </w:rPr>
+      </w:pPr>
+      <w:r>
+        <w:rPr>
+          <w:rtl w:val="0"/>
+        </w:rPr>
+        <w:t xml:space="preserve">TASK: Natural mortality analysis (in conjunction with other AK elasmos) - Cindy</w:t>
+      </w:r>
+    </w:p>
+    <w:p>
+      <w:pPr>
+        <w:numPr>
+          <w:ilvl w:val="1"/>
+          <w:numId w:val="2"/>
+        </w:numPr>
+        <w:ind w:left="1440" w:hanging="360"/>
+        <w:rPr>
+          <w:u w:val="none"/>
+        </w:rPr>
+      </w:pPr>
+      <w:r>
+        <w:rPr>
+          <w:rtl w:val="0"/>
+        </w:rPr>
+        <w:t xml:space="preserve">TASK: Run through DLMs with simulated values where needed (i.e., ORCS) - Cindy</w:t>
+      </w:r>
+    </w:p>
+    <w:p>
+      <w:pPr>
+        <w:rPr/>
+      </w:pPr>
+      <w:r>
+        <w:rPr>
+          <w:rtl w:val="0"/>
+        </w:rPr>
+      </w:r>
+    </w:p>
+    <w:p>
+      <w:pPr>
+        <w:rPr/>
+      </w:pPr>
+      <w:r>
+        <w:rPr>
+          <w:rtl w:val="0"/>
+        </w:rPr>
+        <w:t xml:space="preserve">Potential Manuscripts</w:t>
       </w:r>
     </w:p>
     <w:p>
@@ -534,25 +1105,7 @@
         <w:rPr>
           <w:rtl w:val="0"/>
         </w:rPr>
-        <w:t xml:space="preserve">Investigate sources of potential variation in isotopic values (13C, 14C, and 15N) of shark eye lens protein. </w:t>
-      </w:r>
-    </w:p>
-    <w:p>
-      <w:pPr>
-        <w:numPr>
-          <w:ilvl w:val="1"/>
-          <w:numId w:val="4"/>
-        </w:numPr>
-        <w:ind w:left="1440" w:hanging="360"/>
-        <w:rPr>
-          <w:u w:val="none"/>
-        </w:rPr>
-      </w:pPr>
-      <w:r>
-        <w:rPr>
-          <w:rtl w:val="0"/>
-        </w:rPr>
-        <w:t xml:space="preserve">TASK:</w:t>
+        <w:t xml:space="preserve">Reevaluation of elasmobranch natural mortality estimates and their use in stock assessment in Alaska (Tribuzio, Matta, others?)</w:t>
       </w:r>
     </w:p>
     <w:p>
@@ -570,395 +1123,33 @@
         <w:rPr>
           <w:rtl w:val="0"/>
         </w:rPr>
-        <w:t xml:space="preserve">These include </w:t>
-      </w:r>
-    </w:p>
-    <w:p>
-      <w:pPr>
-        <w:numPr>
-          <w:ilvl w:val="1"/>
+        <w:t xml:space="preserve">Refining the refined ORCS specific to AK stock assessment of severely data-limited PSS (Tribuzio, Cope, Free, Matta, others?)</w:t>
+      </w:r>
+    </w:p>
+    <w:p>
+      <w:pPr>
+        <w:numPr>
+          <w:ilvl w:val="0"/>
           <w:numId w:val="4"/>
         </w:numPr>
-        <w:ind w:left="1440" w:hanging="360"/>
-        <w:rPr>
-          <w:u w:val="none"/>
-        </w:rPr>
-      </w:pPr>
-      <w:r>
-        <w:rPr>
-          <w:rtl w:val="0"/>
-        </w:rPr>
-        <w:t xml:space="preserve">sample quality (e.g., freezing/thawing altering the structure of the eye lens), </w:t>
-      </w:r>
-    </w:p>
-    <w:p>
-      <w:pPr>
-        <w:numPr>
-          <w:ilvl w:val="2"/>
+        <w:ind w:left="720" w:hanging="360"/>
+        <w:rPr>
+          <w:u w:val="none"/>
+        </w:rPr>
+      </w:pPr>
+      <w:r>
+        <w:rPr>
+          <w:rtl w:val="0"/>
+        </w:rPr>
+        <w:t xml:space="preserve">PSS demographic modeling (part of G. Dunne’s PhD, but informed by our results)</w:t>
+      </w:r>
+    </w:p>
+    <w:p>
+      <w:pPr>
+        <w:numPr>
+          <w:ilvl w:val="0"/>
           <w:numId w:val="4"/>
         </w:numPr>
-        <w:ind w:left="2160" w:hanging="360"/>
-        <w:rPr>
-          <w:u w:val="none"/>
-        </w:rPr>
-      </w:pPr>
-      <w:r>
-        <w:rPr>
-          <w:rtl w:val="0"/>
-        </w:rPr>
-        <w:t xml:space="preserve">TASK: notes on transport issues, how samples delaminate, qualitative discussion of potential impacts</w:t>
-      </w:r>
-    </w:p>
-    <w:p>
-      <w:pPr>
-        <w:numPr>
-          <w:ilvl w:val="1"/>
-          <w:numId w:val="4"/>
-        </w:numPr>
-        <w:ind w:left="1440" w:hanging="360"/>
-        <w:rPr>
-          <w:u w:val="none"/>
-        </w:rPr>
-      </w:pPr>
-      <w:r>
-        <w:rPr>
-          <w:rtl w:val="0"/>
-        </w:rPr>
-        <w:t xml:space="preserve">protein turnover in eye lenses, </w:t>
-      </w:r>
-    </w:p>
-    <w:p>
-      <w:pPr>
-        <w:numPr>
-          <w:ilvl w:val="2"/>
-          <w:numId w:val="4"/>
-        </w:numPr>
-        <w:ind w:left="2160" w:hanging="360"/>
-        <w:rPr>
-          <w:u w:val="none"/>
-        </w:rPr>
-      </w:pPr>
-      <w:r>
-        <w:rPr>
-          <w:rtl w:val="0"/>
-        </w:rPr>
-        <w:t xml:space="preserve">TASK: AMS of set of samples with separated sol/insol proteins</w:t>
-      </w:r>
-    </w:p>
-    <w:p>
-      <w:pPr>
-        <w:numPr>
-          <w:ilvl w:val="2"/>
-          <w:numId w:val="4"/>
-        </w:numPr>
-        <w:ind w:left="2160" w:hanging="360"/>
-        <w:rPr>
-          <w:u w:val="none"/>
-        </w:rPr>
-      </w:pPr>
-      <w:r>
-        <w:rPr>
-          <w:rtl w:val="0"/>
-        </w:rPr>
-        <w:t xml:space="preserve">TASK: Calculate ratios as needed for adjusting other samples</w:t>
-      </w:r>
-    </w:p>
-    <w:p>
-      <w:pPr>
-        <w:numPr>
-          <w:ilvl w:val="1"/>
-          <w:numId w:val="4"/>
-        </w:numPr>
-        <w:ind w:left="1440" w:hanging="360"/>
-        <w:rPr>
-          <w:u w:val="none"/>
-        </w:rPr>
-      </w:pPr>
-      <w:r>
-        <w:rPr>
-          <w:rtl w:val="0"/>
-        </w:rPr>
-        <w:t xml:space="preserve">dietary and maternal contributions</w:t>
-      </w:r>
-    </w:p>
-    <w:p>
-      <w:pPr>
-        <w:numPr>
-          <w:ilvl w:val="2"/>
-          <w:numId w:val="4"/>
-        </w:numPr>
-        <w:ind w:left="2160" w:hanging="360"/>
-        <w:rPr>
-          <w:u w:val="none"/>
-        </w:rPr>
-      </w:pPr>
-      <w:r>
-        <w:rPr>
-          <w:rtl w:val="0"/>
-        </w:rPr>
-        <w:t xml:space="preserve">TASK: Run bulk isotopes (Taylor)</w:t>
-      </w:r>
-    </w:p>
-    <w:p>
-      <w:pPr>
-        <w:numPr>
-          <w:ilvl w:val="2"/>
-          <w:numId w:val="4"/>
-        </w:numPr>
-        <w:ind w:left="2160" w:hanging="360"/>
-        <w:rPr>
-          <w:u w:val="none"/>
-        </w:rPr>
-      </w:pPr>
-      <w:r>
-        <w:rPr>
-          <w:rtl w:val="0"/>
-        </w:rPr>
-        <w:t xml:space="preserve">TASK: Analysis TBD (Taylor)</w:t>
-      </w:r>
-    </w:p>
-    <w:p>
-      <w:pPr>
-        <w:numPr>
-          <w:ilvl w:val="1"/>
-          <w:numId w:val="4"/>
-        </w:numPr>
-        <w:ind w:left="1440" w:hanging="360"/>
-        <w:rPr>
-          <w:u w:val="none"/>
-        </w:rPr>
-      </w:pPr>
-      <w:r>
-        <w:rPr>
-          <w:rtl w:val="0"/>
-        </w:rPr>
-        <w:t xml:space="preserve">Habitat, depth, and region.</w:t>
-      </w:r>
-    </w:p>
-    <w:p>
-      <w:pPr>
-        <w:numPr>
-          <w:ilvl w:val="2"/>
-          <w:numId w:val="4"/>
-        </w:numPr>
-        <w:ind w:left="2160" w:hanging="360"/>
-        <w:rPr>
-          <w:u w:val="none"/>
-        </w:rPr>
-      </w:pPr>
-      <w:r>
-        <w:rPr>
-          <w:rtl w:val="0"/>
-        </w:rPr>
-        <w:t xml:space="preserve">TASK: Same as above</w:t>
-      </w:r>
-    </w:p>
-    <w:p>
-      <w:pPr>
-        <w:numPr>
-          <w:ilvl w:val="1"/>
-          <w:numId w:val="4"/>
-        </w:numPr>
-        <w:ind w:left="1440" w:hanging="360"/>
-        <w:rPr>
-          <w:u w:val="none"/>
-        </w:rPr>
-      </w:pPr>
-      <w:r>
-        <w:rPr>
-          <w:rtl w:val="0"/>
-        </w:rPr>
-        <w:t xml:space="preserve">Ontogenetic diet changes</w:t>
-      </w:r>
-    </w:p>
-    <w:p>
-      <w:pPr>
-        <w:numPr>
-          <w:ilvl w:val="2"/>
-          <w:numId w:val="4"/>
-        </w:numPr>
-        <w:ind w:left="2160" w:hanging="360"/>
-        <w:rPr>
-          <w:u w:val="none"/>
-        </w:rPr>
-      </w:pPr>
-      <w:r>
-        <w:rPr>
-          <w:rtl w:val="0"/>
-        </w:rPr>
-        <w:t xml:space="preserve">TASK: Run CSIAA samples (Taylor)</w:t>
-      </w:r>
-    </w:p>
-    <w:p>
-      <w:pPr>
-        <w:rPr/>
-      </w:pPr>
-      <w:r>
-        <w:rPr>
-          <w:rtl w:val="0"/>
-        </w:rPr>
-      </w:r>
-    </w:p>
-    <w:p>
-      <w:pPr>
-        <w:rPr/>
-      </w:pPr>
-      <w:r>
-        <w:rPr>
-          <w:rtl w:val="0"/>
-        </w:rPr>
-        <w:t xml:space="preserve">Potential Manuscripts:</w:t>
-      </w:r>
-    </w:p>
-    <w:p>
-      <w:pPr>
-        <w:pStyle w:val="Heading1"/>
-        <w:rPr/>
-      </w:pPr>
-      <w:bookmarkStart w:colFirst="0" w:colLast="0" w:name="_8cmzeg1r5kq2" w:id="5"/>
-      <w:bookmarkEnd w:id="5"/>
-      <w:r>
-        <w:rPr>
-          <w:rtl w:val="0"/>
-        </w:rPr>
-        <w:t xml:space="preserve">Objective 3</w:t>
-      </w:r>
-    </w:p>
-    <w:p>
-      <w:pPr>
-        <w:numPr>
-          <w:ilvl w:val="0"/>
-          <w:numId w:val="2"/>
-        </w:numPr>
-        <w:ind w:left="720" w:hanging="360"/>
-        <w:rPr>
-          <w:u w:val="none"/>
-        </w:rPr>
-      </w:pPr>
-      <w:r>
-        <w:rPr>
-          <w:rtl w:val="0"/>
-        </w:rPr>
-        <w:t xml:space="preserve">Estimate age-related life history parameters (and associated uncertainty) used in stock assessments and test more robust stock assessment approaches.</w:t>
-      </w:r>
-    </w:p>
-    <w:p>
-      <w:pPr>
-        <w:numPr>
-          <w:ilvl w:val="1"/>
-          <w:numId w:val="2"/>
-        </w:numPr>
-        <w:ind w:left="1440" w:hanging="360"/>
-        <w:rPr>
-          <w:u w:val="none"/>
-        </w:rPr>
-      </w:pPr>
-      <w:r>
-        <w:rPr>
-          <w:rtl w:val="0"/>
-        </w:rPr>
-        <w:t xml:space="preserve">TASK: Natural mortality analysis (in conjunction with other AK elasmos) - Cindy</w:t>
-      </w:r>
-    </w:p>
-    <w:p>
-      <w:pPr>
-        <w:numPr>
-          <w:ilvl w:val="1"/>
-          <w:numId w:val="2"/>
-        </w:numPr>
-        <w:ind w:left="1440" w:hanging="360"/>
-        <w:rPr>
-          <w:u w:val="none"/>
-        </w:rPr>
-      </w:pPr>
-      <w:r>
-        <w:rPr>
-          <w:rtl w:val="0"/>
-        </w:rPr>
-        <w:t xml:space="preserve">TASK: Run through DLMs with simulated values where needed (i.e., ORCS) - Cindy</w:t>
-      </w:r>
-    </w:p>
-    <w:p>
-      <w:pPr>
-        <w:rPr/>
-      </w:pPr>
-      <w:r>
-        <w:rPr>
-          <w:rtl w:val="0"/>
-        </w:rPr>
-      </w:r>
-    </w:p>
-    <w:p>
-      <w:pPr>
-        <w:rPr/>
-      </w:pPr>
-      <w:r>
-        <w:rPr>
-          <w:rtl w:val="0"/>
-        </w:rPr>
-        <w:t xml:space="preserve">Potential Manuscripts</w:t>
-      </w:r>
-    </w:p>
-    <w:p>
-      <w:pPr>
-        <w:numPr>
-          <w:ilvl w:val="0"/>
-          <w:numId w:val="5"/>
-        </w:numPr>
-        <w:ind w:left="720" w:hanging="360"/>
-        <w:rPr>
-          <w:u w:val="none"/>
-        </w:rPr>
-      </w:pPr>
-      <w:r>
-        <w:rPr>
-          <w:rtl w:val="0"/>
-        </w:rPr>
-        <w:t xml:space="preserve">Reevaluation of elasmobranch natural mortality estimates and their use in stock assessment in Alaska (Tribuzio, Matta, others?)</w:t>
-      </w:r>
-    </w:p>
-    <w:p>
-      <w:pPr>
-        <w:numPr>
-          <w:ilvl w:val="0"/>
-          <w:numId w:val="5"/>
-        </w:numPr>
-        <w:ind w:left="720" w:hanging="360"/>
-        <w:rPr>
-          <w:u w:val="none"/>
-        </w:rPr>
-      </w:pPr>
-      <w:r>
-        <w:rPr>
-          <w:rtl w:val="0"/>
-        </w:rPr>
-        <w:t xml:space="preserve">Refining the refined ORCS specific to AK stock assessment of severely data-limited PSS (Tribuzio, Cope, Free, Matta, others?)</w:t>
-      </w:r>
-    </w:p>
-    <w:p>
-      <w:pPr>
-        <w:numPr>
-          <w:ilvl w:val="0"/>
-          <w:numId w:val="5"/>
-        </w:numPr>
-        <w:ind w:left="720" w:hanging="360"/>
-        <w:rPr>
-          <w:u w:val="none"/>
-        </w:rPr>
-      </w:pPr>
-      <w:r>
-        <w:rPr>
-          <w:rtl w:val="0"/>
-        </w:rPr>
-        <w:t xml:space="preserve">PSS demographic modeling (part of G. Dunne’s PhD, but informed by our results)</w:t>
-      </w:r>
-    </w:p>
-    <w:p>
-      <w:pPr>
-        <w:numPr>
-          <w:ilvl w:val="0"/>
-          <w:numId w:val="5"/>
-        </w:numPr>
         <w:ind w:left="720" w:hanging="360"/>
         <w:rPr>
           <w:u w:val="none"/>
@@ -969,46 +1160,6 @@
           <w:rtl w:val="0"/>
         </w:rPr>
         <w:t xml:space="preserve">DLM simulations/evaluation (may overlap with G. Dunne’s work and potentially combined with above manuscript, details TBD)</w:t>
-      </w:r>
-    </w:p>
-    <w:p>
-      <w:pPr>
-        <w:rPr/>
-      </w:pPr>
-      <w:r>
-        <w:rPr>
-          <w:rtl w:val="0"/>
-        </w:rPr>
-      </w:r>
-    </w:p>
-    <w:p>
-      <w:pPr>
-        <w:rPr/>
-      </w:pPr>
-      <w:r>
-        <w:rPr>
-          <w:rtl w:val="0"/>
-        </w:rPr>
-      </w:r>
-    </w:p>
-    <w:p>
-      <w:pPr>
-        <w:rPr/>
-      </w:pPr>
-      <w:r>
-        <w:rPr>
-          <w:rtl w:val="0"/>
-        </w:rPr>
-      </w:r>
-    </w:p>
-    <w:p>
-      <w:pPr>
-        <w:rPr/>
-      </w:pPr>
-      <w:r>
-        <w:rPr>
-          <w:rtl w:val="0"/>
-        </w:rPr>
       </w:r>
     </w:p>
     <w:p>
@@ -1031,7 +1182,7 @@
 </file>
 
 <file path=word/numbering.xml><?xml version="1.0" encoding="utf-8"?>
-<w:numbering xmlns:mc="http://schemas.openxmlformats.org/markup-compatibility/2006" xmlns:o="urn:schemas-microsoft-com:office:office" xmlns:r="http://schemas.openxmlformats.org/officeDocument/2006/relationships" xmlns:m="http://schemas.openxmlformats.org/officeDocument/2006/math" xmlns:v="urn:schemas-microsoft-com:vml" xmlns:wp="http://schemas.openxmlformats.org/drawingml/2006/wordprocessingDrawing" xmlns:w10="urn:schemas-microsoft-com:office:word" xmlns:w="http://schemas.openxmlformats.org/wordprocessingml/2006/main" xmlns:wne="http://schemas.microsoft.com/office/word/2006/wordml" xmlns:sl="http://schemas.openxmlformats.org/schemaLibrary/2006/main" xmlns:a="http://schemas.openxmlformats.org/drawingml/2006/main" xmlns:pic="http://schemas.openxmlformats.org/drawingml/2006/picture" xmlns:c="http://schemas.openxmlformats.org/drawingml/2006/chart" xmlns:lc="http://schemas.openxmlformats.org/drawingml/2006/lockedCanvas" xmlns:dgm="http://schemas.openxmlformats.org/drawingml/2006/diagram" xmlns:wps="http://schemas.microsoft.com/office/word/2010/wordprocessingShape" xmlns:wpg="http://schemas.microsoft.com/office/word/2010/wordprocessingGroup" xmlns:w14="http://schemas.microsoft.com/office/word/2010/wordml" xmlns:w15="http://schemas.microsoft.com/office/word/2012/wordml">
+<w:numbering xmlns:mc="http://schemas.openxmlformats.org/markup-compatibility/2006" xmlns:o="urn:schemas-microsoft-com:office:office" xmlns:r="http://schemas.openxmlformats.org/officeDocument/2006/relationships" xmlns:m="http://schemas.openxmlformats.org/officeDocument/2006/math" xmlns:v="urn:schemas-microsoft-com:vml" xmlns:wp="http://schemas.openxmlformats.org/drawingml/2006/wordprocessingDrawing" xmlns:w10="urn:schemas-microsoft-com:office:word" xmlns:w="http://schemas.openxmlformats.org/wordprocessingml/2006/main" xmlns:wne="http://schemas.microsoft.com/office/word/2006/wordml" xmlns:sl="http://schemas.openxmlformats.org/schemaLibrary/2006/main" xmlns:a="http://schemas.openxmlformats.org/drawingml/2006/main" xmlns:pic="http://schemas.openxmlformats.org/drawingml/2006/picture" xmlns:c="http://schemas.openxmlformats.org/drawingml/2006/chart" xmlns:lc="http://schemas.openxmlformats.org/drawingml/2006/lockedCanvas" xmlns:dgm="http://schemas.openxmlformats.org/drawingml/2006/diagram" xmlns:wps="http://schemas.microsoft.com/office/word/2010/wordprocessingShape" xmlns:wpg="http://schemas.microsoft.com/office/word/2010/wordprocessingGroup" xmlns:w14="http://schemas.microsoft.com/office/word/2010/wordml" xmlns:w15="http://schemas.microsoft.com/office/word/2012/wordml" xmlns:w16="http://schemas.microsoft.com/office/word/2018/wordml" xmlns:w16cex="http://schemas.microsoft.com/office/word/2018/wordml/cex" xmlns:w16cid="http://schemas.microsoft.com/office/word/2016/wordml/cid" xmlns="http://schemas.microsoft.com/office/tasks/2019/documenttasks" xmlns:cr="http://schemas.microsoft.com/office/comments/2020/reactions">
   <w:abstractNum w:abstractNumId="1">
     <w:lvl w:ilvl="0">
       <w:start w:val="1"/>
@@ -1473,6 +1624,336 @@
     </w:lvl>
   </w:abstractNum>
   <w:abstractNum w:abstractNumId="5">
+    <w:lvl w:ilvl="0">
+      <w:start w:val="1"/>
+      <w:numFmt w:val="bullet"/>
+      <w:lvlText w:val="●"/>
+      <w:lvlJc w:val="left"/>
+      <w:pPr>
+        <w:ind w:left="720" w:hanging="360"/>
+      </w:pPr>
+      <w:rPr>
+        <w:u w:val="none"/>
+      </w:rPr>
+    </w:lvl>
+    <w:lvl w:ilvl="1">
+      <w:start w:val="1"/>
+      <w:numFmt w:val="bullet"/>
+      <w:lvlText w:val="○"/>
+      <w:lvlJc w:val="left"/>
+      <w:pPr>
+        <w:ind w:left="1440" w:hanging="360"/>
+      </w:pPr>
+      <w:rPr>
+        <w:u w:val="none"/>
+      </w:rPr>
+    </w:lvl>
+    <w:lvl w:ilvl="2">
+      <w:start w:val="1"/>
+      <w:numFmt w:val="bullet"/>
+      <w:lvlText w:val="■"/>
+      <w:lvlJc w:val="left"/>
+      <w:pPr>
+        <w:ind w:left="2160" w:hanging="360"/>
+      </w:pPr>
+      <w:rPr>
+        <w:u w:val="none"/>
+      </w:rPr>
+    </w:lvl>
+    <w:lvl w:ilvl="3">
+      <w:start w:val="1"/>
+      <w:numFmt w:val="bullet"/>
+      <w:lvlText w:val="●"/>
+      <w:lvlJc w:val="left"/>
+      <w:pPr>
+        <w:ind w:left="2880" w:hanging="360"/>
+      </w:pPr>
+      <w:rPr>
+        <w:u w:val="none"/>
+      </w:rPr>
+    </w:lvl>
+    <w:lvl w:ilvl="4">
+      <w:start w:val="1"/>
+      <w:numFmt w:val="bullet"/>
+      <w:lvlText w:val="○"/>
+      <w:lvlJc w:val="left"/>
+      <w:pPr>
+        <w:ind w:left="3600" w:hanging="360"/>
+      </w:pPr>
+      <w:rPr>
+        <w:u w:val="none"/>
+      </w:rPr>
+    </w:lvl>
+    <w:lvl w:ilvl="5">
+      <w:start w:val="1"/>
+      <w:numFmt w:val="bullet"/>
+      <w:lvlText w:val="■"/>
+      <w:lvlJc w:val="left"/>
+      <w:pPr>
+        <w:ind w:left="4320" w:hanging="360"/>
+      </w:pPr>
+      <w:rPr>
+        <w:u w:val="none"/>
+      </w:rPr>
+    </w:lvl>
+    <w:lvl w:ilvl="6">
+      <w:start w:val="1"/>
+      <w:numFmt w:val="bullet"/>
+      <w:lvlText w:val="●"/>
+      <w:lvlJc w:val="left"/>
+      <w:pPr>
+        <w:ind w:left="5040" w:hanging="360"/>
+      </w:pPr>
+      <w:rPr>
+        <w:u w:val="none"/>
+      </w:rPr>
+    </w:lvl>
+    <w:lvl w:ilvl="7">
+      <w:start w:val="1"/>
+      <w:numFmt w:val="bullet"/>
+      <w:lvlText w:val="○"/>
+      <w:lvlJc w:val="left"/>
+      <w:pPr>
+        <w:ind w:left="5760" w:hanging="360"/>
+      </w:pPr>
+      <w:rPr>
+        <w:u w:val="none"/>
+      </w:rPr>
+    </w:lvl>
+    <w:lvl w:ilvl="8">
+      <w:start w:val="1"/>
+      <w:numFmt w:val="bullet"/>
+      <w:lvlText w:val="■"/>
+      <w:lvlJc w:val="left"/>
+      <w:pPr>
+        <w:ind w:left="6480" w:hanging="360"/>
+      </w:pPr>
+      <w:rPr>
+        <w:u w:val="none"/>
+      </w:rPr>
+    </w:lvl>
+  </w:abstractNum>
+  <w:abstractNum w:abstractNumId="6">
+    <w:lvl w:ilvl="0">
+      <w:start w:val="1"/>
+      <w:numFmt w:val="bullet"/>
+      <w:lvlText w:val="●"/>
+      <w:lvlJc w:val="left"/>
+      <w:pPr>
+        <w:ind w:left="720" w:hanging="360"/>
+      </w:pPr>
+      <w:rPr>
+        <w:u w:val="none"/>
+      </w:rPr>
+    </w:lvl>
+    <w:lvl w:ilvl="1">
+      <w:start w:val="1"/>
+      <w:numFmt w:val="bullet"/>
+      <w:lvlText w:val="○"/>
+      <w:lvlJc w:val="left"/>
+      <w:pPr>
+        <w:ind w:left="1440" w:hanging="360"/>
+      </w:pPr>
+      <w:rPr>
+        <w:u w:val="none"/>
+      </w:rPr>
+    </w:lvl>
+    <w:lvl w:ilvl="2">
+      <w:start w:val="1"/>
+      <w:numFmt w:val="bullet"/>
+      <w:lvlText w:val="■"/>
+      <w:lvlJc w:val="left"/>
+      <w:pPr>
+        <w:ind w:left="2160" w:hanging="360"/>
+      </w:pPr>
+      <w:rPr>
+        <w:u w:val="none"/>
+      </w:rPr>
+    </w:lvl>
+    <w:lvl w:ilvl="3">
+      <w:start w:val="1"/>
+      <w:numFmt w:val="bullet"/>
+      <w:lvlText w:val="●"/>
+      <w:lvlJc w:val="left"/>
+      <w:pPr>
+        <w:ind w:left="2880" w:hanging="360"/>
+      </w:pPr>
+      <w:rPr>
+        <w:u w:val="none"/>
+      </w:rPr>
+    </w:lvl>
+    <w:lvl w:ilvl="4">
+      <w:start w:val="1"/>
+      <w:numFmt w:val="bullet"/>
+      <w:lvlText w:val="○"/>
+      <w:lvlJc w:val="left"/>
+      <w:pPr>
+        <w:ind w:left="3600" w:hanging="360"/>
+      </w:pPr>
+      <w:rPr>
+        <w:u w:val="none"/>
+      </w:rPr>
+    </w:lvl>
+    <w:lvl w:ilvl="5">
+      <w:start w:val="1"/>
+      <w:numFmt w:val="bullet"/>
+      <w:lvlText w:val="■"/>
+      <w:lvlJc w:val="left"/>
+      <w:pPr>
+        <w:ind w:left="4320" w:hanging="360"/>
+      </w:pPr>
+      <w:rPr>
+        <w:u w:val="none"/>
+      </w:rPr>
+    </w:lvl>
+    <w:lvl w:ilvl="6">
+      <w:start w:val="1"/>
+      <w:numFmt w:val="bullet"/>
+      <w:lvlText w:val="●"/>
+      <w:lvlJc w:val="left"/>
+      <w:pPr>
+        <w:ind w:left="5040" w:hanging="360"/>
+      </w:pPr>
+      <w:rPr>
+        <w:u w:val="none"/>
+      </w:rPr>
+    </w:lvl>
+    <w:lvl w:ilvl="7">
+      <w:start w:val="1"/>
+      <w:numFmt w:val="bullet"/>
+      <w:lvlText w:val="○"/>
+      <w:lvlJc w:val="left"/>
+      <w:pPr>
+        <w:ind w:left="5760" w:hanging="360"/>
+      </w:pPr>
+      <w:rPr>
+        <w:u w:val="none"/>
+      </w:rPr>
+    </w:lvl>
+    <w:lvl w:ilvl="8">
+      <w:start w:val="1"/>
+      <w:numFmt w:val="bullet"/>
+      <w:lvlText w:val="■"/>
+      <w:lvlJc w:val="left"/>
+      <w:pPr>
+        <w:ind w:left="6480" w:hanging="360"/>
+      </w:pPr>
+      <w:rPr>
+        <w:u w:val="none"/>
+      </w:rPr>
+    </w:lvl>
+  </w:abstractNum>
+  <w:abstractNum w:abstractNumId="7">
+    <w:lvl w:ilvl="0">
+      <w:start w:val="1"/>
+      <w:numFmt w:val="bullet"/>
+      <w:lvlText w:val="●"/>
+      <w:lvlJc w:val="left"/>
+      <w:pPr>
+        <w:ind w:left="720" w:hanging="360"/>
+      </w:pPr>
+      <w:rPr>
+        <w:u w:val="none"/>
+      </w:rPr>
+    </w:lvl>
+    <w:lvl w:ilvl="1">
+      <w:start w:val="1"/>
+      <w:numFmt w:val="bullet"/>
+      <w:lvlText w:val="○"/>
+      <w:lvlJc w:val="left"/>
+      <w:pPr>
+        <w:ind w:left="1440" w:hanging="360"/>
+      </w:pPr>
+      <w:rPr>
+        <w:u w:val="none"/>
+      </w:rPr>
+    </w:lvl>
+    <w:lvl w:ilvl="2">
+      <w:start w:val="1"/>
+      <w:numFmt w:val="bullet"/>
+      <w:lvlText w:val="■"/>
+      <w:lvlJc w:val="left"/>
+      <w:pPr>
+        <w:ind w:left="2160" w:hanging="360"/>
+      </w:pPr>
+      <w:rPr>
+        <w:u w:val="none"/>
+      </w:rPr>
+    </w:lvl>
+    <w:lvl w:ilvl="3">
+      <w:start w:val="1"/>
+      <w:numFmt w:val="bullet"/>
+      <w:lvlText w:val="●"/>
+      <w:lvlJc w:val="left"/>
+      <w:pPr>
+        <w:ind w:left="2880" w:hanging="360"/>
+      </w:pPr>
+      <w:rPr>
+        <w:u w:val="none"/>
+      </w:rPr>
+    </w:lvl>
+    <w:lvl w:ilvl="4">
+      <w:start w:val="1"/>
+      <w:numFmt w:val="bullet"/>
+      <w:lvlText w:val="○"/>
+      <w:lvlJc w:val="left"/>
+      <w:pPr>
+        <w:ind w:left="3600" w:hanging="360"/>
+      </w:pPr>
+      <w:rPr>
+        <w:u w:val="none"/>
+      </w:rPr>
+    </w:lvl>
+    <w:lvl w:ilvl="5">
+      <w:start w:val="1"/>
+      <w:numFmt w:val="bullet"/>
+      <w:lvlText w:val="■"/>
+      <w:lvlJc w:val="left"/>
+      <w:pPr>
+        <w:ind w:left="4320" w:hanging="360"/>
+      </w:pPr>
+      <w:rPr>
+        <w:u w:val="none"/>
+      </w:rPr>
+    </w:lvl>
+    <w:lvl w:ilvl="6">
+      <w:start w:val="1"/>
+      <w:numFmt w:val="bullet"/>
+      <w:lvlText w:val="●"/>
+      <w:lvlJc w:val="left"/>
+      <w:pPr>
+        <w:ind w:left="5040" w:hanging="360"/>
+      </w:pPr>
+      <w:rPr>
+        <w:u w:val="none"/>
+      </w:rPr>
+    </w:lvl>
+    <w:lvl w:ilvl="7">
+      <w:start w:val="1"/>
+      <w:numFmt w:val="bullet"/>
+      <w:lvlText w:val="○"/>
+      <w:lvlJc w:val="left"/>
+      <w:pPr>
+        <w:ind w:left="5760" w:hanging="360"/>
+      </w:pPr>
+      <w:rPr>
+        <w:u w:val="none"/>
+      </w:rPr>
+    </w:lvl>
+    <w:lvl w:ilvl="8">
+      <w:start w:val="1"/>
+      <w:numFmt w:val="bullet"/>
+      <w:lvlText w:val="■"/>
+      <w:lvlJc w:val="left"/>
+      <w:pPr>
+        <w:ind w:left="6480" w:hanging="360"/>
+      </w:pPr>
+      <w:rPr>
+        <w:u w:val="none"/>
+      </w:rPr>
+    </w:lvl>
+  </w:abstractNum>
+  <w:abstractNum w:abstractNumId="8">
     <w:lvl w:ilvl="0">
       <w:start w:val="1"/>
       <w:numFmt w:val="bullet"/>
@@ -1597,11 +2078,20 @@
   <w:num w:numId="5">
     <w:abstractNumId w:val="5"/>
   </w:num>
+  <w:num w:numId="6">
+    <w:abstractNumId w:val="6"/>
+  </w:num>
+  <w:num w:numId="7">
+    <w:abstractNumId w:val="7"/>
+  </w:num>
+  <w:num w:numId="8">
+    <w:abstractNumId w:val="8"/>
+  </w:num>
 </w:numbering>
 </file>
 
 <file path=word/styles.xml><?xml version="1.0" encoding="utf-8"?>
-<w:styles xmlns:mc="http://schemas.openxmlformats.org/markup-compatibility/2006" xmlns:o="urn:schemas-microsoft-com:office:office" xmlns:r="http://schemas.openxmlformats.org/officeDocument/2006/relationships" xmlns:m="http://schemas.openxmlformats.org/officeDocument/2006/math" xmlns:v="urn:schemas-microsoft-com:vml" xmlns:wp="http://schemas.openxmlformats.org/drawingml/2006/wordprocessingDrawing" xmlns:w10="urn:schemas-microsoft-com:office:word" xmlns:w="http://schemas.openxmlformats.org/wordprocessingml/2006/main" xmlns:wne="http://schemas.microsoft.com/office/word/2006/wordml" xmlns:sl="http://schemas.openxmlformats.org/schemaLibrary/2006/main" xmlns:a="http://schemas.openxmlformats.org/drawingml/2006/main" xmlns:pic="http://schemas.openxmlformats.org/drawingml/2006/picture" xmlns:c="http://schemas.openxmlformats.org/drawingml/2006/chart" xmlns:lc="http://schemas.openxmlformats.org/drawingml/2006/lockedCanvas" xmlns:dgm="http://schemas.openxmlformats.org/drawingml/2006/diagram" xmlns:wps="http://schemas.microsoft.com/office/word/2010/wordprocessingShape" xmlns:wpg="http://schemas.microsoft.com/office/word/2010/wordprocessingGroup" xmlns:w14="http://schemas.microsoft.com/office/word/2010/wordml" xmlns:w15="http://schemas.microsoft.com/office/word/2012/wordml">
+<w:styles xmlns:mc="http://schemas.openxmlformats.org/markup-compatibility/2006" xmlns:o="urn:schemas-microsoft-com:office:office" xmlns:r="http://schemas.openxmlformats.org/officeDocument/2006/relationships" xmlns:m="http://schemas.openxmlformats.org/officeDocument/2006/math" xmlns:v="urn:schemas-microsoft-com:vml" xmlns:wp="http://schemas.openxmlformats.org/drawingml/2006/wordprocessingDrawing" xmlns:w10="urn:schemas-microsoft-com:office:word" xmlns:w="http://schemas.openxmlformats.org/wordprocessingml/2006/main" xmlns:wne="http://schemas.microsoft.com/office/word/2006/wordml" xmlns:sl="http://schemas.openxmlformats.org/schemaLibrary/2006/main" xmlns:a="http://schemas.openxmlformats.org/drawingml/2006/main" xmlns:pic="http://schemas.openxmlformats.org/drawingml/2006/picture" xmlns:c="http://schemas.openxmlformats.org/drawingml/2006/chart" xmlns:lc="http://schemas.openxmlformats.org/drawingml/2006/lockedCanvas" xmlns:dgm="http://schemas.openxmlformats.org/drawingml/2006/diagram" xmlns:wps="http://schemas.microsoft.com/office/word/2010/wordprocessingShape" xmlns:wpg="http://schemas.microsoft.com/office/word/2010/wordprocessingGroup" xmlns:w14="http://schemas.microsoft.com/office/word/2010/wordml" xmlns:w15="http://schemas.microsoft.com/office/word/2012/wordml" xmlns:w16="http://schemas.microsoft.com/office/word/2018/wordml" xmlns:w16cex="http://schemas.microsoft.com/office/word/2018/wordml/cex" xmlns:w16cid="http://schemas.microsoft.com/office/word/2016/wordml/cid" xmlns="http://schemas.microsoft.com/office/tasks/2019/documenttasks" xmlns:cr="http://schemas.microsoft.com/office/comments/2020/reactions">
   <w:docDefaults>
     <w:rPrDefault>
       <w:rPr>
